--- a/Fase 2/Ramirez_Mariana_2.1_APT122_DiarioReflexionFase2.docx
+++ b/Fase 2/Ramirez_Mariana_2.1_APT122_DiarioReflexionFase2.docx
@@ -969,7 +969,7 @@
                 <w:sz w:val="22"/>
                 <w:szCs w:val="22"/>
               </w:rPr>
-              <w:t xml:space="preserve">Sí. El desarrollo estuvo concentrado en Francisco (43 de 62 Pull Requests integrados). Ya empezamos a redistribuir: Mariana tomó y terminó los reportes (CU04) y las plantillas de casos de uso el 21 de octubre, y se propuso que tome dos correcciones de la aplicación web (#52 y #53, al 28 de octubre); Nicko tiene el video de demostración, el primer demo ante Walmart y la feria de informática.</w:t>
+              <w:t xml:space="preserve">Sí. El desarrollo estuvo concentrado en Francisco (43 de 62 Pull Requests integrados). Ya empezamos a redistribuir: Mariana tomó y terminó los reportes (CU04) y las plantillas de casos de uso el 21 de octubre, y el 22 de octubre tomó dos correcciones de la aplicación web (#52 y #53, al 28 de octubre), el dashboard de disponibilidad (CU03) y la configuración del umbral y las cámaras (CU05); Nicko tiene el video de demostración, el primer demo ante Walmart y la feria de informática.</w:t>
             </w:r>
           </w:p>
           <w:p>
@@ -983,7 +983,7 @@
                 <w:sz w:val="22"/>
                 <w:szCs w:val="22"/>
               </w:rPr>
-              <w:t xml:space="preserve">Falta asignar el dashboard de disponibilidad (CU03) y la configuración del umbral y las cámaras (CU05). Además, acordamos que cada integrante revise los Pull Requests de otro.</w:t>
+              <w:t xml:space="preserve">Además, acordamos que cada integrante revise los Pull Requests de otro.</w:t>
             </w:r>
           </w:p>
         </w:tc>
